--- a/ResilienceSim_ProjectPlan.docx
+++ b/ResilienceSim_ProjectPlan.docx
@@ -8808,6 +8808,11 @@
       <w:pgNumType/>
       <w:docGrid w:linePitch="360"/>
     </w:sectPr>
+    <w:p>
+      <w:r>
+        <w:t>Update March 2026: PHASE CP - Country Profiles (between Phase 3 and Phase 4) is COMPLETE. Deliverables include engine/country.py, data/countries JSON profiles, per-nation profile application at scenario load, runtime alliance and terrain modifiers, the Country Setup page, simulation profile summaries, and dedicated automated tests.</w:t>
+      </w:r>
+    </w:p>
   </w:body>
 </w:document>
 </file>
